--- a/ADS_PIT_Mapa Niveis de Acesso.docx
+++ b/ADS_PIT_Mapa Niveis de Acesso.docx
@@ -731,16 +731,16 @@
     <w:tbl>
       <w:tblPr>
         <w:tblStyle w:val="Tabelacomgrade"/>
-        <w:tblW w:w="0" w:type="auto"/>
+        <w:tblW w:w="8642" w:type="dxa"/>
         <w:tblLook w:val="04A0" w:firstRow="1" w:lastRow="0" w:firstColumn="1" w:lastColumn="0" w:noHBand="0" w:noVBand="1"/>
       </w:tblPr>
       <w:tblGrid>
-        <w:gridCol w:w="8494"/>
+        <w:gridCol w:w="8642"/>
       </w:tblGrid>
       <w:tr>
         <w:tc>
           <w:tcPr>
-            <w:tcW w:w="8494" w:type="dxa"/>
+            <w:tcW w:w="8642" w:type="dxa"/>
           </w:tcPr>
           <w:p>
             <w:pPr>
@@ -796,7 +796,7 @@
       <w:tr>
         <w:tc>
           <w:tcPr>
-            <w:tcW w:w="8494" w:type="dxa"/>
+            <w:tcW w:w="8642" w:type="dxa"/>
           </w:tcPr>
           <w:p>
             <w:pPr>
@@ -850,7 +850,7 @@
       <w:tr>
         <w:tc>
           <w:tcPr>
-            <w:tcW w:w="8494" w:type="dxa"/>
+            <w:tcW w:w="8642" w:type="dxa"/>
           </w:tcPr>
           <w:p>
             <w:pPr>
@@ -3468,17 +3468,10 @@
                 <w:tab w:val="left" w:pos="8222"/>
                 <w:tab w:val="left" w:pos="8505"/>
               </w:tabs>
-              <w:jc w:val="center"/>
               <w:rPr>
                 <w:rFonts w:ascii="Segoe UI Emoji" w:hAnsi="Segoe UI Emoji" w:cs="Segoe UI Emoji"/>
               </w:rPr>
             </w:pPr>
-            <w:r>
-              <w:rPr>
-                <w:rFonts w:ascii="Segoe UI Emoji" w:hAnsi="Segoe UI Emoji" w:cs="Segoe UI Emoji"/>
-              </w:rPr>
-              <w:t>x</w:t>
-            </w:r>
           </w:p>
         </w:tc>
       </w:tr>
@@ -7034,7 +7027,16 @@
               <w:sz w:val="36"/>
               <w:szCs w:val="36"/>
             </w:rPr>
-            <w:t>Análise e Desenvolvimento de Sistemas</w:t>
+            <w:t xml:space="preserve">Análise e Desenvolvimento de </w:t>
+          </w:r>
+          <w:proofErr w:type="gramStart"/>
+          <w:r>
+            <w:rPr>
+              <w:rFonts w:ascii="Ink Free" w:hAnsi="Ink Free"/>
+              <w:sz w:val="36"/>
+              <w:szCs w:val="36"/>
+            </w:rPr>
+            <w:t>Sistemas</w:t>
           </w:r>
           <w:r>
             <w:rPr>
@@ -7055,6 +7057,7 @@
             </w:rPr>
             <w:t>EAD</w:t>
           </w:r>
+          <w:proofErr w:type="gramEnd"/>
         </w:p>
         <w:p>
           <w:pPr>
